--- a/proposal/Project_Proposal_Thripthika_M_P.docx
+++ b/proposal/Project_Proposal_Thripthika_M_P.docx
@@ -810,7 +810,7 @@
         <w:t xml:space="preserve">medmnist</w:t>
       </w:r>
       <w:r>
-        <w:t xml:space="preserve"> package and scale voxel values to the range 0–1. During training, apply random flips and small rotations to increase variety.</w:t>
+        <w:t xml:space="preserve"> package and scale voxel values to the range 0–1. During training, apply random flips along the three axes to increase variety.</w:t>
       </w:r>
     </w:p>
     <w:p>
@@ -977,7 +977,7 @@
         <w:t xml:space="preserve">Text encoder.</w:t>
       </w:r>
       <w:r>
-        <w:t xml:space="preserve"> A pretrained ClinicalBERT model [7] turns each sentence into a vector of 768 numbers. It is kept frozen, so it is not retrained.</w:t>
+        <w:t xml:space="preserve"> A pretrained ClinicalBERT model [7] turns each sentence into a vector of 768 numbers. It is kept frozen, so it is not retrained. Because the 11 sentences differ by only one word, their raw vectors are almost identical, so the average of the 11 vectors is subtracted from each one (centring) to make them distinct.</w:t>
       </w:r>
     </w:p>
     <w:p>
@@ -1388,7 +1388,7 @@
         <w:t xml:space="preserve">Expected outcome:</w:t>
       </w:r>
       <w:r>
-        <w:t xml:space="preserve"> a working 3D vision-language model for organ recognition that reaches equal or higher test accuracy than the standard 3D CNN, together with a comparison of the two approaches.</w:t>
+        <w:t xml:space="preserve"> a working 3D vision-language model for organ recognition that reaches test accuracy comparable to the standard 3D CNN, together with a comparison of the two approaches.</w:t>
       </w:r>
     </w:p>
     <w:p>
